--- a/backend-exhibits/Google MyDrive- SharePoint Online standard included.docx
+++ b/backend-exhibits/Google MyDrive- SharePoint Online standard included.docx
@@ -39,14 +39,14 @@
               <w:ind w:left="52"/>
               <w:jc w:val="center"/>
               <w:rPr>
-                <w:rFonts w:ascii="Arial" w:hAnsi="Arial" w:cs="Arial"/>
-                <w:sz w:val="21"/>
-                <w:szCs w:val="21"/>
-              </w:rPr>
-            </w:pPr>
-            <w:r>
-              <w:rPr>
-                <w:rFonts w:ascii="Arial" w:eastAsia="Arial" w:hAnsi="Arial" w:cs="Arial"/>
+                <w:rFonts w:ascii="Arial" w:hAnsi="Arial" w:cs="Arial" w:eastAsia="Arial"/>
+                <w:sz w:val="21"/>
+                <w:szCs w:val="21"/>
+              </w:rPr>
+            </w:pPr>
+            <w:r>
+              <w:rPr>
+                <w:rFonts w:ascii="Arial" w:hAnsi="Arial" w:cs="Arial" w:eastAsia="Arial"/>
                 <w:b/>
                 <w:sz w:val="21"/>
                 <w:szCs w:val="21"/>
@@ -55,7 +55,7 @@
             </w:r>
             <w:r>
               <w:rPr>
-                <w:rFonts w:ascii="Arial" w:eastAsia="Arial" w:hAnsi="Arial" w:cs="Arial"/>
+                <w:rFonts w:ascii="Arial" w:hAnsi="Arial" w:cs="Arial" w:eastAsia="Arial"/>
                 <w:b/>
                 <w:sz w:val="21"/>
                 <w:szCs w:val="21"/>
@@ -64,7 +64,7 @@
             </w:r>
             <w:r>
               <w:rPr>
-                <w:rFonts w:ascii="Arial" w:eastAsia="Arial" w:hAnsi="Arial" w:cs="Arial"/>
+                <w:rFonts w:ascii="Arial" w:hAnsi="Arial" w:cs="Arial" w:eastAsia="Arial"/>
                 <w:b/>
                 <w:sz w:val="21"/>
                 <w:szCs w:val="21"/>
@@ -73,7 +73,7 @@
             </w:r>
             <w:r>
               <w:rPr>
-                <w:rFonts w:ascii="Arial" w:eastAsia="Arial" w:hAnsi="Arial" w:cs="Arial"/>
+                <w:rFonts w:ascii="Arial" w:hAnsi="Arial" w:cs="Arial" w:eastAsia="Arial"/>
                 <w:b/>
                 <w:sz w:val="21"/>
                 <w:szCs w:val="21"/>
@@ -82,7 +82,7 @@
             </w:r>
             <w:r>
               <w:rPr>
-                <w:rFonts w:ascii="Arial" w:eastAsia="Arial" w:hAnsi="Arial" w:cs="Arial"/>
+                <w:rFonts w:ascii="Arial" w:hAnsi="Arial" w:cs="Arial" w:eastAsia="Arial"/>
                 <w:b/>
                 <w:sz w:val="21"/>
                 <w:szCs w:val="21"/>
@@ -110,16 +110,16 @@
             <w:pPr>
               <w:ind w:left="3"/>
               <w:rPr>
-                <w:rFonts w:ascii="Arial" w:hAnsi="Arial" w:cs="Arial"/>
-                <w:b/>
-                <w:bCs/>
-                <w:sz w:val="21"/>
-                <w:szCs w:val="21"/>
-              </w:rPr>
-            </w:pPr>
-            <w:r>
-              <w:rPr>
-                <w:rFonts w:ascii="Arial" w:hAnsi="Arial" w:cs="Arial"/>
+                <w:rFonts w:ascii="Arial" w:hAnsi="Arial" w:cs="Arial" w:eastAsia="Arial"/>
+                <w:b/>
+                <w:bCs/>
+                <w:sz w:val="21"/>
+                <w:szCs w:val="21"/>
+              </w:rPr>
+            </w:pPr>
+            <w:r>
+              <w:rPr>
+                <w:rFonts w:ascii="Arial" w:hAnsi="Arial" w:cs="Arial" w:eastAsia="Arial"/>
                 <w:b/>
                 <w:bCs/>
                 <w:sz w:val="21"/>
@@ -142,14 +142,14 @@
           <w:p>
             <w:pPr>
               <w:rPr>
-                <w:rFonts w:ascii="Arial" w:hAnsi="Arial" w:cs="Arial"/>
-                <w:sz w:val="21"/>
-                <w:szCs w:val="21"/>
-              </w:rPr>
-            </w:pPr>
-            <w:r>
-              <w:rPr>
-                <w:rFonts w:ascii="Arial" w:hAnsi="Arial" w:cs="Arial"/>
+                <w:rFonts w:ascii="Arial" w:hAnsi="Arial" w:cs="Arial" w:eastAsia="Arial"/>
+                <w:sz w:val="21"/>
+                <w:szCs w:val="21"/>
+              </w:rPr>
+            </w:pPr>
+            <w:r>
+              <w:rPr>
+                <w:rFonts w:ascii="Arial" w:hAnsi="Arial" w:cs="Arial" w:eastAsia="Arial"/>
                 <w:sz w:val="21"/>
                 <w:szCs w:val="21"/>
               </w:rPr>
@@ -157,7 +157,7 @@
             </w:r>
             <w:r>
               <w:rPr>
-                <w:rFonts w:ascii="Arial" w:hAnsi="Arial" w:cs="Arial"/>
+                <w:rFonts w:ascii="Arial" w:hAnsi="Arial" w:cs="Arial" w:eastAsia="Arial"/>
                 <w:sz w:val="21"/>
                 <w:szCs w:val="21"/>
               </w:rPr>
@@ -184,16 +184,16 @@
             <w:pPr>
               <w:ind w:left="3"/>
               <w:rPr>
-                <w:rFonts w:ascii="Arial" w:hAnsi="Arial" w:cs="Arial"/>
-                <w:b/>
-                <w:bCs/>
-                <w:sz w:val="21"/>
-                <w:szCs w:val="21"/>
-              </w:rPr>
-            </w:pPr>
-            <w:r>
-              <w:rPr>
-                <w:rFonts w:ascii="Arial" w:hAnsi="Arial" w:cs="Arial"/>
+                <w:rFonts w:ascii="Arial" w:hAnsi="Arial" w:cs="Arial" w:eastAsia="Arial"/>
+                <w:b/>
+                <w:bCs/>
+                <w:sz w:val="21"/>
+                <w:szCs w:val="21"/>
+              </w:rPr>
+            </w:pPr>
+            <w:r>
+              <w:rPr>
+                <w:rFonts w:ascii="Arial" w:hAnsi="Arial" w:cs="Arial" w:eastAsia="Arial"/>
                 <w:b/>
                 <w:bCs/>
                 <w:sz w:val="21"/>
@@ -217,14 +217,14 @@
             <w:pPr>
               <w:spacing w:line="240" w:lineRule="auto"/>
               <w:rPr>
-                <w:rFonts w:ascii="Arial" w:eastAsia="Times New Roman" w:hAnsi="Arial" w:cs="Arial"/>
-                <w:sz w:val="21"/>
-                <w:szCs w:val="21"/>
-              </w:rPr>
-            </w:pPr>
-            <w:r>
-              <w:rPr>
-                <w:rFonts w:ascii="Arial" w:hAnsi="Arial" w:cs="Arial"/>
+                <w:rFonts w:ascii="Arial" w:hAnsi="Arial" w:cs="Arial" w:eastAsia="Arial"/>
+                <w:sz w:val="21"/>
+                <w:szCs w:val="21"/>
+              </w:rPr>
+            </w:pPr>
+            <w:r>
+              <w:rPr>
+                <w:rFonts w:ascii="Arial" w:hAnsi="Arial" w:cs="Arial" w:eastAsia="Arial"/>
                 <w:sz w:val="21"/>
                 <w:szCs w:val="21"/>
               </w:rPr>
@@ -234,7 +234,7 @@
           <w:p>
             <w:pPr>
               <w:rPr>
-                <w:rFonts w:ascii="Arial" w:hAnsi="Arial" w:cs="Arial"/>
+                <w:rFonts w:ascii="Arial" w:hAnsi="Arial" w:cs="Arial" w:eastAsia="Arial"/>
                 <w:sz w:val="21"/>
                 <w:szCs w:val="21"/>
               </w:rPr>
@@ -260,16 +260,16 @@
             <w:pPr>
               <w:ind w:left="3"/>
               <w:rPr>
-                <w:rFonts w:ascii="Arial" w:hAnsi="Arial" w:cs="Arial"/>
-                <w:b/>
-                <w:bCs/>
-                <w:sz w:val="21"/>
-                <w:szCs w:val="21"/>
-              </w:rPr>
-            </w:pPr>
-            <w:r>
-              <w:rPr>
-                <w:rFonts w:ascii="Arial" w:hAnsi="Arial" w:cs="Arial"/>
+                <w:rFonts w:ascii="Arial" w:hAnsi="Arial" w:cs="Arial" w:eastAsia="Arial"/>
+                <w:b/>
+                <w:bCs/>
+                <w:sz w:val="21"/>
+                <w:szCs w:val="21"/>
+              </w:rPr>
+            </w:pPr>
+            <w:r>
+              <w:rPr>
+                <w:rFonts w:ascii="Arial" w:hAnsi="Arial" w:cs="Arial" w:eastAsia="Arial"/>
                 <w:b/>
                 <w:bCs/>
                 <w:sz w:val="21"/>
@@ -292,14 +292,14 @@
           <w:p>
             <w:pPr>
               <w:rPr>
-                <w:rFonts w:ascii="Arial" w:hAnsi="Arial" w:cs="Arial"/>
-                <w:sz w:val="21"/>
-                <w:szCs w:val="21"/>
-              </w:rPr>
-            </w:pPr>
-            <w:r>
-              <w:rPr>
-                <w:rFonts w:ascii="Arial" w:hAnsi="Arial" w:cs="Arial"/>
+                <w:rFonts w:ascii="Arial" w:hAnsi="Arial" w:cs="Arial" w:eastAsia="Arial"/>
+                <w:sz w:val="21"/>
+                <w:szCs w:val="21"/>
+              </w:rPr>
+            </w:pPr>
+            <w:r>
+              <w:rPr>
+                <w:rFonts w:ascii="Arial" w:hAnsi="Arial" w:cs="Arial" w:eastAsia="Arial"/>
                 <w:sz w:val="21"/>
                 <w:szCs w:val="21"/>
               </w:rPr>
@@ -326,16 +326,16 @@
             <w:pPr>
               <w:ind w:left="3"/>
               <w:rPr>
-                <w:rFonts w:ascii="Arial" w:hAnsi="Arial" w:cs="Arial"/>
-                <w:b/>
-                <w:bCs/>
-                <w:sz w:val="21"/>
-                <w:szCs w:val="21"/>
-              </w:rPr>
-            </w:pPr>
-            <w:r>
-              <w:rPr>
-                <w:rFonts w:ascii="Arial" w:hAnsi="Arial" w:cs="Arial"/>
+                <w:rFonts w:ascii="Arial" w:hAnsi="Arial" w:cs="Arial" w:eastAsia="Arial"/>
+                <w:b/>
+                <w:bCs/>
+                <w:sz w:val="21"/>
+                <w:szCs w:val="21"/>
+              </w:rPr>
+            </w:pPr>
+            <w:r>
+              <w:rPr>
+                <w:rFonts w:ascii="Arial" w:hAnsi="Arial" w:cs="Arial" w:eastAsia="Arial"/>
                 <w:b/>
                 <w:bCs/>
                 <w:sz w:val="21"/>
@@ -358,14 +358,14 @@
           <w:p>
             <w:pPr>
               <w:rPr>
-                <w:rFonts w:ascii="Arial" w:hAnsi="Arial" w:cs="Arial"/>
-                <w:sz w:val="21"/>
-                <w:szCs w:val="21"/>
-              </w:rPr>
-            </w:pPr>
-            <w:r>
-              <w:rPr>
-                <w:rFonts w:ascii="Arial" w:hAnsi="Arial" w:cs="Arial"/>
+                <w:rFonts w:ascii="Arial" w:hAnsi="Arial" w:cs="Arial" w:eastAsia="Arial"/>
+                <w:sz w:val="21"/>
+                <w:szCs w:val="21"/>
+              </w:rPr>
+            </w:pPr>
+            <w:r>
+              <w:rPr>
+                <w:rFonts w:ascii="Arial" w:hAnsi="Arial" w:cs="Arial" w:eastAsia="Arial"/>
                 <w:sz w:val="21"/>
                 <w:szCs w:val="21"/>
               </w:rPr>
@@ -392,16 +392,16 @@
             <w:pPr>
               <w:ind w:left="3"/>
               <w:rPr>
-                <w:rFonts w:ascii="Arial" w:hAnsi="Arial" w:cs="Arial"/>
-                <w:b/>
-                <w:bCs/>
-                <w:sz w:val="21"/>
-                <w:szCs w:val="21"/>
-              </w:rPr>
-            </w:pPr>
-            <w:r>
-              <w:rPr>
-                <w:rFonts w:ascii="Arial" w:hAnsi="Arial" w:cs="Arial"/>
+                <w:rFonts w:ascii="Arial" w:hAnsi="Arial" w:cs="Arial" w:eastAsia="Arial"/>
+                <w:b/>
+                <w:bCs/>
+                <w:sz w:val="21"/>
+                <w:szCs w:val="21"/>
+              </w:rPr>
+            </w:pPr>
+            <w:r>
+              <w:rPr>
+                <w:rFonts w:ascii="Arial" w:hAnsi="Arial" w:cs="Arial" w:eastAsia="Arial"/>
                 <w:b/>
                 <w:bCs/>
                 <w:sz w:val="21"/>
@@ -424,7 +424,7 @@
           <w:p>
             <w:pPr>
               <w:rPr>
-                <w:rFonts w:ascii="Arial" w:hAnsi="Arial" w:cs="Arial"/>
+                <w:rFonts w:ascii="Arial" w:hAnsi="Arial" w:cs="Arial" w:eastAsia="Arial"/>
                 <w:sz w:val="21"/>
                 <w:szCs w:val="21"/>
               </w:rPr>
@@ -432,7 +432,7 @@
             <w:proofErr w:type="spellStart"/>
             <w:r>
               <w:rPr>
-                <w:rFonts w:ascii="Arial" w:hAnsi="Arial" w:cs="Arial"/>
+                <w:rFonts w:ascii="Arial" w:hAnsi="Arial" w:cs="Arial" w:eastAsia="Arial"/>
                 <w:sz w:val="21"/>
                 <w:szCs w:val="21"/>
               </w:rPr>
@@ -441,7 +441,7 @@
             <w:proofErr w:type="spellEnd"/>
             <w:r>
               <w:rPr>
-                <w:rFonts w:ascii="Arial" w:hAnsi="Arial" w:cs="Arial"/>
+                <w:rFonts w:ascii="Arial" w:hAnsi="Arial" w:cs="Arial" w:eastAsia="Arial"/>
                 <w:sz w:val="21"/>
                 <w:szCs w:val="21"/>
               </w:rPr>
@@ -468,16 +468,16 @@
             <w:pPr>
               <w:ind w:left="3"/>
               <w:rPr>
-                <w:rFonts w:ascii="Arial" w:hAnsi="Arial" w:cs="Arial"/>
-                <w:b/>
-                <w:bCs/>
-                <w:sz w:val="21"/>
-                <w:szCs w:val="21"/>
-              </w:rPr>
-            </w:pPr>
-            <w:r>
-              <w:rPr>
-                <w:rFonts w:ascii="Arial" w:hAnsi="Arial" w:cs="Arial"/>
+                <w:rFonts w:ascii="Arial" w:hAnsi="Arial" w:cs="Arial" w:eastAsia="Arial"/>
+                <w:b/>
+                <w:bCs/>
+                <w:sz w:val="21"/>
+                <w:szCs w:val="21"/>
+              </w:rPr>
+            </w:pPr>
+            <w:r>
+              <w:rPr>
+                <w:rFonts w:ascii="Arial" w:hAnsi="Arial" w:cs="Arial" w:eastAsia="Arial"/>
                 <w:b/>
                 <w:bCs/>
                 <w:sz w:val="21"/>
@@ -500,7 +500,7 @@
           <w:p>
             <w:pPr>
               <w:rPr>
-                <w:rFonts w:ascii="Arial" w:hAnsi="Arial" w:cs="Arial"/>
+                <w:rFonts w:ascii="Arial" w:hAnsi="Arial" w:cs="Arial" w:eastAsia="Arial"/>
                 <w:sz w:val="21"/>
                 <w:szCs w:val="21"/>
               </w:rPr>
@@ -508,7 +508,7 @@
             <w:proofErr w:type="spellStart"/>
             <w:r>
               <w:rPr>
-                <w:rFonts w:ascii="Arial" w:hAnsi="Arial" w:cs="Arial"/>
+                <w:rFonts w:ascii="Arial" w:hAnsi="Arial" w:cs="Arial" w:eastAsia="Arial"/>
                 <w:sz w:val="21"/>
                 <w:szCs w:val="21"/>
               </w:rPr>
@@ -517,7 +517,7 @@
             <w:proofErr w:type="spellEnd"/>
             <w:r>
               <w:rPr>
-                <w:rFonts w:ascii="Arial" w:hAnsi="Arial" w:cs="Arial"/>
+                <w:rFonts w:ascii="Arial" w:hAnsi="Arial" w:cs="Arial" w:eastAsia="Arial"/>
                 <w:sz w:val="21"/>
                 <w:szCs w:val="21"/>
               </w:rPr>
@@ -544,16 +544,16 @@
             <w:pPr>
               <w:ind w:left="3"/>
               <w:rPr>
-                <w:rFonts w:ascii="Arial" w:hAnsi="Arial" w:cs="Arial"/>
-                <w:b/>
-                <w:bCs/>
-                <w:sz w:val="21"/>
-                <w:szCs w:val="21"/>
-              </w:rPr>
-            </w:pPr>
-            <w:r>
-              <w:rPr>
-                <w:rFonts w:ascii="Arial" w:hAnsi="Arial" w:cs="Arial"/>
+                <w:rFonts w:ascii="Arial" w:hAnsi="Arial" w:cs="Arial" w:eastAsia="Arial"/>
+                <w:b/>
+                <w:bCs/>
+                <w:sz w:val="21"/>
+                <w:szCs w:val="21"/>
+              </w:rPr>
+            </w:pPr>
+            <w:r>
+              <w:rPr>
+                <w:rFonts w:ascii="Arial" w:hAnsi="Arial" w:cs="Arial" w:eastAsia="Arial"/>
                 <w:b/>
                 <w:bCs/>
                 <w:sz w:val="21"/>
@@ -576,7 +576,7 @@
           <w:p>
             <w:pPr>
               <w:rPr>
-                <w:rFonts w:ascii="Arial" w:hAnsi="Arial" w:cs="Arial"/>
+                <w:rFonts w:ascii="Arial" w:hAnsi="Arial" w:cs="Arial" w:eastAsia="Arial"/>
                 <w:sz w:val="21"/>
                 <w:szCs w:val="21"/>
               </w:rPr>
@@ -584,7 +584,7 @@
             <w:proofErr w:type="spellStart"/>
             <w:r>
               <w:rPr>
-                <w:rFonts w:ascii="Arial" w:hAnsi="Arial" w:cs="Arial"/>
+                <w:rFonts w:ascii="Arial" w:hAnsi="Arial" w:cs="Arial" w:eastAsia="Arial"/>
                 <w:sz w:val="21"/>
                 <w:szCs w:val="21"/>
               </w:rPr>
@@ -593,7 +593,7 @@
             <w:proofErr w:type="spellEnd"/>
             <w:r>
               <w:rPr>
-                <w:rFonts w:ascii="Arial" w:hAnsi="Arial" w:cs="Arial"/>
+                <w:rFonts w:ascii="Arial" w:hAnsi="Arial" w:cs="Arial" w:eastAsia="Arial"/>
                 <w:sz w:val="21"/>
                 <w:szCs w:val="21"/>
               </w:rPr>
@@ -620,16 +620,16 @@
             <w:pPr>
               <w:ind w:left="3"/>
               <w:rPr>
-                <w:rFonts w:ascii="Arial" w:hAnsi="Arial" w:cs="Arial"/>
-                <w:b/>
-                <w:bCs/>
-                <w:sz w:val="21"/>
-                <w:szCs w:val="21"/>
-              </w:rPr>
-            </w:pPr>
-            <w:r>
-              <w:rPr>
-                <w:rFonts w:ascii="Arial" w:hAnsi="Arial" w:cs="Arial"/>
+                <w:rFonts w:ascii="Arial" w:hAnsi="Arial" w:cs="Arial" w:eastAsia="Arial"/>
+                <w:b/>
+                <w:bCs/>
+                <w:sz w:val="21"/>
+                <w:szCs w:val="21"/>
+              </w:rPr>
+            </w:pPr>
+            <w:r>
+              <w:rPr>
+                <w:rFonts w:ascii="Arial" w:hAnsi="Arial" w:cs="Arial" w:eastAsia="Arial"/>
                 <w:b/>
                 <w:bCs/>
                 <w:sz w:val="21"/>
@@ -652,7 +652,7 @@
           <w:p>
             <w:pPr>
               <w:rPr>
-                <w:rFonts w:ascii="Arial" w:hAnsi="Arial" w:cs="Arial"/>
+                <w:rFonts w:ascii="Arial" w:hAnsi="Arial" w:cs="Arial" w:eastAsia="Arial"/>
                 <w:sz w:val="21"/>
                 <w:szCs w:val="21"/>
               </w:rPr>
@@ -660,7 +660,7 @@
             <w:proofErr w:type="spellStart"/>
             <w:r>
               <w:rPr>
-                <w:rFonts w:ascii="Arial" w:hAnsi="Arial" w:cs="Arial"/>
+                <w:rFonts w:ascii="Arial" w:hAnsi="Arial" w:cs="Arial" w:eastAsia="Arial"/>
                 <w:sz w:val="21"/>
                 <w:szCs w:val="21"/>
               </w:rPr>
@@ -669,7 +669,7 @@
             <w:proofErr w:type="spellEnd"/>
             <w:r>
               <w:rPr>
-                <w:rFonts w:ascii="Arial" w:hAnsi="Arial" w:cs="Arial"/>
+                <w:rFonts w:ascii="Arial" w:hAnsi="Arial" w:cs="Arial" w:eastAsia="Arial"/>
                 <w:sz w:val="21"/>
                 <w:szCs w:val="21"/>
               </w:rPr>
@@ -696,16 +696,16 @@
             <w:pPr>
               <w:ind w:left="3"/>
               <w:rPr>
-                <w:rFonts w:ascii="Arial" w:hAnsi="Arial" w:cs="Arial"/>
-                <w:b/>
-                <w:bCs/>
-                <w:sz w:val="21"/>
-                <w:szCs w:val="21"/>
-              </w:rPr>
-            </w:pPr>
-            <w:r>
-              <w:rPr>
-                <w:rFonts w:ascii="Arial" w:hAnsi="Arial" w:cs="Arial"/>
+                <w:rFonts w:ascii="Arial" w:hAnsi="Arial" w:cs="Arial" w:eastAsia="Arial"/>
+                <w:b/>
+                <w:bCs/>
+                <w:sz w:val="21"/>
+                <w:szCs w:val="21"/>
+              </w:rPr>
+            </w:pPr>
+            <w:r>
+              <w:rPr>
+                <w:rFonts w:ascii="Arial" w:hAnsi="Arial" w:cs="Arial" w:eastAsia="Arial"/>
                 <w:b/>
                 <w:bCs/>
                 <w:sz w:val="21"/>
@@ -728,7 +728,7 @@
           <w:p>
             <w:pPr>
               <w:rPr>
-                <w:rFonts w:ascii="Arial" w:hAnsi="Arial" w:cs="Arial"/>
+                <w:rFonts w:ascii="Arial" w:hAnsi="Arial" w:cs="Arial" w:eastAsia="Arial"/>
                 <w:sz w:val="21"/>
                 <w:szCs w:val="21"/>
               </w:rPr>
@@ -736,7 +736,7 @@
             <w:proofErr w:type="spellStart"/>
             <w:r>
               <w:rPr>
-                <w:rFonts w:ascii="Arial" w:hAnsi="Arial" w:cs="Arial"/>
+                <w:rFonts w:ascii="Arial" w:hAnsi="Arial" w:cs="Arial" w:eastAsia="Arial"/>
                 <w:sz w:val="21"/>
                 <w:szCs w:val="21"/>
               </w:rPr>
@@ -745,7 +745,7 @@
             <w:proofErr w:type="spellEnd"/>
             <w:r>
               <w:rPr>
-                <w:rFonts w:ascii="Arial" w:hAnsi="Arial" w:cs="Arial"/>
+                <w:rFonts w:ascii="Arial" w:hAnsi="Arial" w:cs="Arial" w:eastAsia="Arial"/>
                 <w:sz w:val="21"/>
                 <w:szCs w:val="21"/>
               </w:rPr>
@@ -754,7 +754,7 @@
             <w:proofErr w:type="gramStart"/>
             <w:r>
               <w:rPr>
-                <w:rFonts w:ascii="Arial" w:hAnsi="Arial" w:cs="Arial"/>
+                <w:rFonts w:ascii="Arial" w:hAnsi="Arial" w:cs="Arial" w:eastAsia="Arial"/>
                 <w:sz w:val="21"/>
                 <w:szCs w:val="21"/>
               </w:rPr>
@@ -763,7 +763,7 @@
             <w:proofErr w:type="gramEnd"/>
             <w:r>
               <w:rPr>
-                <w:rFonts w:ascii="Arial" w:hAnsi="Arial" w:cs="Arial"/>
+                <w:rFonts w:ascii="Arial" w:hAnsi="Arial" w:cs="Arial" w:eastAsia="Arial"/>
                 <w:sz w:val="21"/>
                 <w:szCs w:val="21"/>
               </w:rPr>
@@ -790,16 +790,16 @@
             <w:pPr>
               <w:ind w:left="3"/>
               <w:rPr>
-                <w:rFonts w:ascii="Arial" w:hAnsi="Arial" w:cs="Arial"/>
-                <w:b/>
-                <w:bCs/>
-                <w:sz w:val="21"/>
-                <w:szCs w:val="21"/>
-              </w:rPr>
-            </w:pPr>
-            <w:r>
-              <w:rPr>
-                <w:rFonts w:ascii="Arial" w:hAnsi="Arial" w:cs="Arial"/>
+                <w:rFonts w:ascii="Arial" w:hAnsi="Arial" w:cs="Arial" w:eastAsia="Arial"/>
+                <w:b/>
+                <w:bCs/>
+                <w:sz w:val="21"/>
+                <w:szCs w:val="21"/>
+              </w:rPr>
+            </w:pPr>
+            <w:r>
+              <w:rPr>
+                <w:rFonts w:ascii="Arial" w:hAnsi="Arial" w:cs="Arial" w:eastAsia="Arial"/>
                 <w:b/>
                 <w:bCs/>
                 <w:sz w:val="21"/>
@@ -822,7 +822,7 @@
           <w:p>
             <w:pPr>
               <w:rPr>
-                <w:rFonts w:ascii="Arial" w:hAnsi="Arial" w:cs="Arial"/>
+                <w:rFonts w:ascii="Arial" w:hAnsi="Arial" w:cs="Arial" w:eastAsia="Arial"/>
                 <w:sz w:val="21"/>
                 <w:szCs w:val="21"/>
               </w:rPr>
@@ -830,7 +830,7 @@
             <w:proofErr w:type="spellStart"/>
             <w:r>
               <w:rPr>
-                <w:rFonts w:ascii="Arial" w:hAnsi="Arial" w:cs="Arial"/>
+                <w:rFonts w:ascii="Arial" w:hAnsi="Arial" w:cs="Arial" w:eastAsia="Arial"/>
                 <w:sz w:val="21"/>
                 <w:szCs w:val="21"/>
               </w:rPr>
@@ -839,7 +839,7 @@
             <w:proofErr w:type="spellEnd"/>
             <w:r>
               <w:rPr>
-                <w:rFonts w:ascii="Arial" w:hAnsi="Arial" w:cs="Arial"/>
+                <w:rFonts w:ascii="Arial" w:hAnsi="Arial" w:cs="Arial" w:eastAsia="Arial"/>
                 <w:sz w:val="21"/>
                 <w:szCs w:val="21"/>
               </w:rPr>
@@ -866,16 +866,16 @@
             <w:pPr>
               <w:ind w:left="3"/>
               <w:rPr>
-                <w:rFonts w:ascii="Arial" w:hAnsi="Arial" w:cs="Arial"/>
-                <w:b/>
-                <w:bCs/>
-                <w:sz w:val="21"/>
-                <w:szCs w:val="21"/>
-              </w:rPr>
-            </w:pPr>
-            <w:r>
-              <w:rPr>
-                <w:rFonts w:ascii="Arial" w:hAnsi="Arial" w:cs="Arial"/>
+                <w:rFonts w:ascii="Arial" w:hAnsi="Arial" w:cs="Arial" w:eastAsia="Arial"/>
+                <w:b/>
+                <w:bCs/>
+                <w:sz w:val="21"/>
+                <w:szCs w:val="21"/>
+              </w:rPr>
+            </w:pPr>
+            <w:r>
+              <w:rPr>
+                <w:rFonts w:ascii="Arial" w:hAnsi="Arial" w:cs="Arial" w:eastAsia="Arial"/>
                 <w:b/>
                 <w:bCs/>
                 <w:sz w:val="21"/>
@@ -898,14 +898,14 @@
           <w:p>
             <w:pPr>
               <w:rPr>
-                <w:rFonts w:ascii="Arial" w:hAnsi="Arial" w:cs="Arial"/>
-                <w:sz w:val="21"/>
-                <w:szCs w:val="21"/>
-              </w:rPr>
-            </w:pPr>
-            <w:r>
-              <w:rPr>
-                <w:rFonts w:ascii="Arial" w:hAnsi="Arial" w:cs="Arial"/>
+                <w:rFonts w:ascii="Arial" w:hAnsi="Arial" w:cs="Arial" w:eastAsia="Arial"/>
+                <w:sz w:val="21"/>
+                <w:szCs w:val="21"/>
+              </w:rPr>
+            </w:pPr>
+            <w:r>
+              <w:rPr>
+                <w:rFonts w:ascii="Arial" w:hAnsi="Arial" w:cs="Arial" w:eastAsia="Arial"/>
                 <w:sz w:val="21"/>
                 <w:szCs w:val="21"/>
               </w:rPr>
@@ -932,16 +932,16 @@
             <w:pPr>
               <w:ind w:left="3"/>
               <w:rPr>
-                <w:rFonts w:ascii="Arial" w:hAnsi="Arial" w:cs="Arial"/>
-                <w:b/>
-                <w:bCs/>
-                <w:sz w:val="21"/>
-                <w:szCs w:val="21"/>
-              </w:rPr>
-            </w:pPr>
-            <w:r>
-              <w:rPr>
-                <w:rFonts w:ascii="Arial" w:hAnsi="Arial" w:cs="Arial"/>
+                <w:rFonts w:ascii="Arial" w:hAnsi="Arial" w:cs="Arial" w:eastAsia="Arial"/>
+                <w:b/>
+                <w:bCs/>
+                <w:sz w:val="21"/>
+                <w:szCs w:val="21"/>
+              </w:rPr>
+            </w:pPr>
+            <w:r>
+              <w:rPr>
+                <w:rFonts w:ascii="Arial" w:hAnsi="Arial" w:cs="Arial" w:eastAsia="Arial"/>
                 <w:b/>
                 <w:bCs/>
                 <w:sz w:val="21"/>
@@ -965,14 +965,14 @@
             <w:pPr>
               <w:spacing w:line="240" w:lineRule="auto"/>
               <w:rPr>
-                <w:rFonts w:ascii="Arial" w:eastAsia="Times New Roman" w:hAnsi="Arial" w:cs="Arial"/>
-                <w:sz w:val="21"/>
-                <w:szCs w:val="21"/>
-              </w:rPr>
-            </w:pPr>
-            <w:r>
-              <w:rPr>
-                <w:rFonts w:ascii="Arial" w:hAnsi="Arial" w:cs="Arial"/>
+                <w:rFonts w:ascii="Arial" w:hAnsi="Arial" w:cs="Arial" w:eastAsia="Arial"/>
+                <w:sz w:val="21"/>
+                <w:szCs w:val="21"/>
+              </w:rPr>
+            </w:pPr>
+            <w:r>
+              <w:rPr>
+                <w:rFonts w:ascii="Arial" w:hAnsi="Arial" w:cs="Arial" w:eastAsia="Arial"/>
                 <w:sz w:val="21"/>
                 <w:szCs w:val="21"/>
               </w:rPr>
@@ -982,7 +982,7 @@
           <w:p>
             <w:pPr>
               <w:rPr>
-                <w:rFonts w:ascii="Arial" w:hAnsi="Arial" w:cs="Arial"/>
+                <w:rFonts w:ascii="Arial" w:hAnsi="Arial" w:cs="Arial" w:eastAsia="Arial"/>
                 <w:sz w:val="21"/>
                 <w:szCs w:val="21"/>
               </w:rPr>
@@ -1008,16 +1008,16 @@
             <w:pPr>
               <w:ind w:left="3"/>
               <w:rPr>
-                <w:rFonts w:ascii="Arial" w:hAnsi="Arial" w:cs="Arial"/>
-                <w:b/>
-                <w:bCs/>
-                <w:sz w:val="21"/>
-                <w:szCs w:val="21"/>
-              </w:rPr>
-            </w:pPr>
-            <w:r>
-              <w:rPr>
-                <w:rFonts w:ascii="Arial" w:hAnsi="Arial" w:cs="Arial"/>
+                <w:rFonts w:ascii="Arial" w:hAnsi="Arial" w:cs="Arial" w:eastAsia="Arial"/>
+                <w:b/>
+                <w:bCs/>
+                <w:sz w:val="21"/>
+                <w:szCs w:val="21"/>
+              </w:rPr>
+            </w:pPr>
+            <w:r>
+              <w:rPr>
+                <w:rFonts w:ascii="Arial" w:hAnsi="Arial" w:cs="Arial" w:eastAsia="Arial"/>
                 <w:b/>
                 <w:bCs/>
                 <w:sz w:val="21"/>
@@ -1041,14 +1041,14 @@
             <w:pPr>
               <w:spacing w:line="240" w:lineRule="auto"/>
               <w:rPr>
-                <w:rFonts w:ascii="Arial" w:hAnsi="Arial" w:cs="Arial"/>
-                <w:sz w:val="21"/>
-                <w:szCs w:val="21"/>
-              </w:rPr>
-            </w:pPr>
-            <w:r>
-              <w:rPr>
-                <w:rFonts w:ascii="Arial" w:hAnsi="Arial" w:cs="Arial"/>
+                <w:rFonts w:ascii="Arial" w:hAnsi="Arial" w:cs="Arial" w:eastAsia="Arial"/>
+                <w:sz w:val="21"/>
+                <w:szCs w:val="21"/>
+              </w:rPr>
+            </w:pPr>
+            <w:r>
+              <w:rPr>
+                <w:rFonts w:ascii="Arial" w:hAnsi="Arial" w:cs="Arial" w:eastAsia="Arial"/>
                 <w:sz w:val="21"/>
                 <w:szCs w:val="21"/>
               </w:rPr>
@@ -1075,16 +1075,16 @@
             <w:pPr>
               <w:ind w:left="3"/>
               <w:rPr>
-                <w:rFonts w:ascii="Arial" w:hAnsi="Arial" w:cs="Arial"/>
-                <w:b/>
-                <w:bCs/>
-                <w:sz w:val="21"/>
-                <w:szCs w:val="21"/>
-              </w:rPr>
-            </w:pPr>
-            <w:r>
-              <w:rPr>
-                <w:rFonts w:ascii="Arial" w:hAnsi="Arial" w:cs="Arial"/>
+                <w:rFonts w:ascii="Arial" w:hAnsi="Arial" w:cs="Arial" w:eastAsia="Arial"/>
+                <w:b/>
+                <w:bCs/>
+                <w:sz w:val="21"/>
+                <w:szCs w:val="21"/>
+              </w:rPr>
+            </w:pPr>
+            <w:r>
+              <w:rPr>
+                <w:rFonts w:ascii="Arial" w:hAnsi="Arial" w:cs="Arial" w:eastAsia="Arial"/>
                 <w:b/>
                 <w:bCs/>
                 <w:sz w:val="21"/>
@@ -1108,14 +1108,14 @@
             <w:pPr>
               <w:spacing w:line="240" w:lineRule="auto"/>
               <w:rPr>
-                <w:rFonts w:ascii="Arial" w:hAnsi="Arial" w:cs="Arial"/>
-                <w:sz w:val="21"/>
-                <w:szCs w:val="21"/>
-              </w:rPr>
-            </w:pPr>
-            <w:r>
-              <w:rPr>
-                <w:rFonts w:ascii="Arial" w:hAnsi="Arial" w:cs="Arial"/>
+                <w:rFonts w:ascii="Arial" w:hAnsi="Arial" w:cs="Arial" w:eastAsia="Arial"/>
+                <w:sz w:val="21"/>
+                <w:szCs w:val="21"/>
+              </w:rPr>
+            </w:pPr>
+            <w:r>
+              <w:rPr>
+                <w:rFonts w:ascii="Arial" w:hAnsi="Arial" w:cs="Arial" w:eastAsia="Arial"/>
                 <w:sz w:val="21"/>
                 <w:szCs w:val="21"/>
               </w:rPr>
@@ -1142,16 +1142,16 @@
             <w:pPr>
               <w:ind w:left="3"/>
               <w:rPr>
-                <w:rFonts w:ascii="Arial" w:hAnsi="Arial" w:cs="Arial"/>
-                <w:b/>
-                <w:bCs/>
-                <w:sz w:val="21"/>
-                <w:szCs w:val="21"/>
-              </w:rPr>
-            </w:pPr>
-            <w:r>
-              <w:rPr>
-                <w:rFonts w:ascii="Arial" w:hAnsi="Arial" w:cs="Arial"/>
+                <w:rFonts w:ascii="Arial" w:hAnsi="Arial" w:cs="Arial" w:eastAsia="Arial"/>
+                <w:b/>
+                <w:bCs/>
+                <w:sz w:val="21"/>
+                <w:szCs w:val="21"/>
+              </w:rPr>
+            </w:pPr>
+            <w:r>
+              <w:rPr>
+                <w:rFonts w:ascii="Arial" w:hAnsi="Arial" w:cs="Arial" w:eastAsia="Arial"/>
                 <w:b/>
                 <w:bCs/>
                 <w:sz w:val="21"/>
@@ -1175,14 +1175,14 @@
             <w:pPr>
               <w:spacing w:line="240" w:lineRule="auto"/>
               <w:rPr>
-                <w:rFonts w:ascii="Arial" w:hAnsi="Arial" w:cs="Arial"/>
-                <w:sz w:val="21"/>
-                <w:szCs w:val="21"/>
-              </w:rPr>
-            </w:pPr>
-            <w:r>
-              <w:rPr>
-                <w:rFonts w:ascii="Arial" w:hAnsi="Arial" w:cs="Arial"/>
+                <w:rFonts w:ascii="Arial" w:hAnsi="Arial" w:cs="Arial" w:eastAsia="Arial"/>
+                <w:sz w:val="21"/>
+                <w:szCs w:val="21"/>
+              </w:rPr>
+            </w:pPr>
+            <w:r>
+              <w:rPr>
+                <w:rFonts w:ascii="Arial" w:hAnsi="Arial" w:cs="Arial" w:eastAsia="Arial"/>
                 <w:sz w:val="21"/>
                 <w:szCs w:val="21"/>
               </w:rPr>
@@ -1190,7 +1190,7 @@
             </w:r>
             <w:r>
               <w:rPr>
-                <w:rFonts w:ascii="Arial" w:hAnsi="Arial" w:cs="Arial"/>
+                <w:rFonts w:ascii="Arial" w:hAnsi="Arial" w:cs="Arial" w:eastAsia="Arial"/>
                 <w:sz w:val="21"/>
                 <w:szCs w:val="21"/>
               </w:rPr>
@@ -1216,10 +1216,10 @@
   <w:docDefaults>
     <w:rPrDefault>
       <w:rPr>
-        <w:rFonts w:asciiTheme="minorHAnsi" w:eastAsiaTheme="minorHAnsi" w:hAnsiTheme="minorHAnsi" w:cstheme="minorBidi"/>
+        <w:rFonts w:ascii="Arial" w:hAnsi="Arial" w:cs="Arial" w:eastAsia="Arial"/>
         <w:kern w:val="2"/>
-        <w:sz w:val="24"/>
-        <w:szCs w:val="24"/>
+        <w:sz w:val="21"/>
+        <w:szCs w:val="21"/>
         <w:lang w:val="en-IN" w:eastAsia="en-US" w:bidi="ar-SA"/>
         <w14:ligatures w14:val="standardContextual"/>
       </w:rPr>
@@ -1616,9 +1616,9 @@
       <w:spacing w:line="259" w:lineRule="auto"/>
     </w:pPr>
     <w:rPr>
-      <w:rFonts w:ascii="Calibri" w:eastAsia="Calibri" w:hAnsi="Calibri" w:cs="Calibri"/>
+      <w:rFonts w:ascii="Arial" w:hAnsi="Arial" w:cs="Arial" w:eastAsia="Arial"/>
       <w:color w:val="000000"/>
-      <w:sz w:val="22"/>
+      <w:sz w:val="21"/>
       <w:lang w:eastAsia="en-IN"/>
     </w:rPr>
   </w:style>
@@ -1637,10 +1637,10 @@
       <w:outlineLvl w:val="0"/>
     </w:pPr>
     <w:rPr>
-      <w:rFonts w:asciiTheme="majorHAnsi" w:eastAsiaTheme="majorEastAsia" w:hAnsiTheme="majorHAnsi" w:cstheme="majorBidi"/>
+      <w:rFonts w:ascii="Arial" w:hAnsi="Arial" w:cs="Arial" w:eastAsia="Arial"/>
       <w:color w:val="0F4761" w:themeColor="accent1" w:themeShade="BF"/>
-      <w:sz w:val="40"/>
-      <w:szCs w:val="40"/>
+      <w:sz w:val="21"/>
+      <w:szCs w:val="21"/>
       <w:lang w:eastAsia="en-US"/>
     </w:rPr>
   </w:style>
@@ -1661,10 +1661,10 @@
       <w:outlineLvl w:val="1"/>
     </w:pPr>
     <w:rPr>
-      <w:rFonts w:asciiTheme="majorHAnsi" w:eastAsiaTheme="majorEastAsia" w:hAnsiTheme="majorHAnsi" w:cstheme="majorBidi"/>
+      <w:rFonts w:ascii="Arial" w:hAnsi="Arial" w:cs="Arial" w:eastAsia="Arial"/>
       <w:color w:val="0F4761" w:themeColor="accent1" w:themeShade="BF"/>
-      <w:sz w:val="32"/>
-      <w:szCs w:val="32"/>
+      <w:sz w:val="21"/>
+      <w:szCs w:val="21"/>
       <w:lang w:eastAsia="en-US"/>
     </w:rPr>
   </w:style>
@@ -1685,10 +1685,10 @@
       <w:outlineLvl w:val="2"/>
     </w:pPr>
     <w:rPr>
-      <w:rFonts w:asciiTheme="minorHAnsi" w:eastAsiaTheme="majorEastAsia" w:hAnsiTheme="minorHAnsi" w:cstheme="majorBidi"/>
+      <w:rFonts w:ascii="Arial" w:hAnsi="Arial" w:cs="Arial" w:eastAsia="Arial"/>
       <w:color w:val="0F4761" w:themeColor="accent1" w:themeShade="BF"/>
-      <w:sz w:val="28"/>
-      <w:szCs w:val="28"/>
+      <w:sz w:val="21"/>
+      <w:szCs w:val="21"/>
       <w:lang w:eastAsia="en-US"/>
     </w:rPr>
   </w:style>
@@ -1709,11 +1709,11 @@
       <w:outlineLvl w:val="3"/>
     </w:pPr>
     <w:rPr>
-      <w:rFonts w:asciiTheme="minorHAnsi" w:eastAsiaTheme="majorEastAsia" w:hAnsiTheme="minorHAnsi" w:cstheme="majorBidi"/>
+      <w:rFonts w:ascii="Arial" w:hAnsi="Arial" w:cs="Arial" w:eastAsia="Arial"/>
       <w:i/>
       <w:iCs/>
       <w:color w:val="0F4761" w:themeColor="accent1" w:themeShade="BF"/>
-      <w:sz w:val="24"/>
+      <w:sz w:val="21"/>
       <w:lang w:eastAsia="en-US"/>
     </w:rPr>
   </w:style>
@@ -1734,9 +1734,9 @@
       <w:outlineLvl w:val="4"/>
     </w:pPr>
     <w:rPr>
-      <w:rFonts w:asciiTheme="minorHAnsi" w:eastAsiaTheme="majorEastAsia" w:hAnsiTheme="minorHAnsi" w:cstheme="majorBidi"/>
+      <w:rFonts w:ascii="Arial" w:hAnsi="Arial" w:cs="Arial" w:eastAsia="Arial"/>
       <w:color w:val="0F4761" w:themeColor="accent1" w:themeShade="BF"/>
-      <w:sz w:val="24"/>
+      <w:sz w:val="21"/>
       <w:lang w:eastAsia="en-US"/>
     </w:rPr>
   </w:style>
@@ -1757,11 +1757,11 @@
       <w:outlineLvl w:val="5"/>
     </w:pPr>
     <w:rPr>
-      <w:rFonts w:asciiTheme="minorHAnsi" w:eastAsiaTheme="majorEastAsia" w:hAnsiTheme="minorHAnsi" w:cstheme="majorBidi"/>
+      <w:rFonts w:ascii="Arial" w:hAnsi="Arial" w:cs="Arial" w:eastAsia="Arial"/>
       <w:i/>
       <w:iCs/>
       <w:color w:val="595959" w:themeColor="text1" w:themeTint="A6"/>
-      <w:sz w:val="24"/>
+      <w:sz w:val="21"/>
       <w:lang w:eastAsia="en-US"/>
     </w:rPr>
   </w:style>
@@ -1782,9 +1782,9 @@
       <w:outlineLvl w:val="6"/>
     </w:pPr>
     <w:rPr>
-      <w:rFonts w:asciiTheme="minorHAnsi" w:eastAsiaTheme="majorEastAsia" w:hAnsiTheme="minorHAnsi" w:cstheme="majorBidi"/>
+      <w:rFonts w:ascii="Arial" w:hAnsi="Arial" w:cs="Arial" w:eastAsia="Arial"/>
       <w:color w:val="595959" w:themeColor="text1" w:themeTint="A6"/>
-      <w:sz w:val="24"/>
+      <w:sz w:val="21"/>
       <w:lang w:eastAsia="en-US"/>
     </w:rPr>
   </w:style>
@@ -1805,11 +1805,11 @@
       <w:outlineLvl w:val="7"/>
     </w:pPr>
     <w:rPr>
-      <w:rFonts w:asciiTheme="minorHAnsi" w:eastAsiaTheme="majorEastAsia" w:hAnsiTheme="minorHAnsi" w:cstheme="majorBidi"/>
+      <w:rFonts w:ascii="Arial" w:hAnsi="Arial" w:cs="Arial" w:eastAsia="Arial"/>
       <w:i/>
       <w:iCs/>
       <w:color w:val="272727" w:themeColor="text1" w:themeTint="D8"/>
-      <w:sz w:val="24"/>
+      <w:sz w:val="21"/>
       <w:lang w:eastAsia="en-US"/>
     </w:rPr>
   </w:style>
@@ -1830,9 +1830,9 @@
       <w:outlineLvl w:val="8"/>
     </w:pPr>
     <w:rPr>
-      <w:rFonts w:asciiTheme="minorHAnsi" w:eastAsiaTheme="majorEastAsia" w:hAnsiTheme="minorHAnsi" w:cstheme="majorBidi"/>
+      <w:rFonts w:ascii="Arial" w:hAnsi="Arial" w:cs="Arial" w:eastAsia="Arial"/>
       <w:color w:val="272727" w:themeColor="text1" w:themeTint="D8"/>
-      <w:sz w:val="24"/>
+      <w:sz w:val="21"/>
       <w:lang w:eastAsia="en-US"/>
     </w:rPr>
   </w:style>
@@ -1869,10 +1869,10 @@
     <w:uiPriority w:val="9"/>
     <w:rsid w:val="00C44E90"/>
     <w:rPr>
-      <w:rFonts w:asciiTheme="majorHAnsi" w:eastAsiaTheme="majorEastAsia" w:hAnsiTheme="majorHAnsi" w:cstheme="majorBidi"/>
+      <w:rFonts w:ascii="Arial" w:hAnsi="Arial" w:cs="Arial" w:eastAsia="Arial"/>
       <w:color w:val="0F4761" w:themeColor="accent1" w:themeShade="BF"/>
-      <w:sz w:val="40"/>
-      <w:szCs w:val="40"/>
+      <w:sz w:val="21"/>
+      <w:szCs w:val="21"/>
     </w:rPr>
   </w:style>
   <w:style w:type="character" w:customStyle="1" w:styleId="Heading2Char">
@@ -1883,10 +1883,10 @@
     <w:semiHidden/>
     <w:rsid w:val="00C44E90"/>
     <w:rPr>
-      <w:rFonts w:asciiTheme="majorHAnsi" w:eastAsiaTheme="majorEastAsia" w:hAnsiTheme="majorHAnsi" w:cstheme="majorBidi"/>
+      <w:rFonts w:ascii="Arial" w:hAnsi="Arial" w:cs="Arial" w:eastAsia="Arial"/>
       <w:color w:val="0F4761" w:themeColor="accent1" w:themeShade="BF"/>
-      <w:sz w:val="32"/>
-      <w:szCs w:val="32"/>
+      <w:sz w:val="21"/>
+      <w:szCs w:val="21"/>
     </w:rPr>
   </w:style>
   <w:style w:type="character" w:customStyle="1" w:styleId="Heading3Char">
@@ -1897,10 +1897,10 @@
     <w:semiHidden/>
     <w:rsid w:val="00C44E90"/>
     <w:rPr>
-      <w:rFonts w:eastAsiaTheme="majorEastAsia" w:cstheme="majorBidi"/>
+      <w:rFonts w:ascii="Arial" w:hAnsi="Arial" w:cs="Arial" w:eastAsia="Arial"/>
       <w:color w:val="0F4761" w:themeColor="accent1" w:themeShade="BF"/>
-      <w:sz w:val="28"/>
-      <w:szCs w:val="28"/>
+      <w:sz w:val="21"/>
+      <w:szCs w:val="21"/>
     </w:rPr>
   </w:style>
   <w:style w:type="character" w:customStyle="1" w:styleId="Heading4Char">
@@ -1911,7 +1911,7 @@
     <w:semiHidden/>
     <w:rsid w:val="00C44E90"/>
     <w:rPr>
-      <w:rFonts w:eastAsiaTheme="majorEastAsia" w:cstheme="majorBidi"/>
+      <w:rFonts w:ascii="Arial" w:hAnsi="Arial" w:cs="Arial" w:eastAsia="Arial"/>
       <w:i/>
       <w:iCs/>
       <w:color w:val="0F4761" w:themeColor="accent1" w:themeShade="BF"/>
@@ -1925,7 +1925,7 @@
     <w:semiHidden/>
     <w:rsid w:val="00C44E90"/>
     <w:rPr>
-      <w:rFonts w:eastAsiaTheme="majorEastAsia" w:cstheme="majorBidi"/>
+      <w:rFonts w:ascii="Arial" w:hAnsi="Arial" w:cs="Arial" w:eastAsia="Arial"/>
       <w:color w:val="0F4761" w:themeColor="accent1" w:themeShade="BF"/>
     </w:rPr>
   </w:style>
@@ -1937,7 +1937,7 @@
     <w:semiHidden/>
     <w:rsid w:val="00C44E90"/>
     <w:rPr>
-      <w:rFonts w:eastAsiaTheme="majorEastAsia" w:cstheme="majorBidi"/>
+      <w:rFonts w:ascii="Arial" w:hAnsi="Arial" w:cs="Arial" w:eastAsia="Arial"/>
       <w:i/>
       <w:iCs/>
       <w:color w:val="595959" w:themeColor="text1" w:themeTint="A6"/>
@@ -1951,7 +1951,7 @@
     <w:semiHidden/>
     <w:rsid w:val="00C44E90"/>
     <w:rPr>
-      <w:rFonts w:eastAsiaTheme="majorEastAsia" w:cstheme="majorBidi"/>
+      <w:rFonts w:ascii="Arial" w:hAnsi="Arial" w:cs="Arial" w:eastAsia="Arial"/>
       <w:color w:val="595959" w:themeColor="text1" w:themeTint="A6"/>
     </w:rPr>
   </w:style>
@@ -1963,7 +1963,7 @@
     <w:semiHidden/>
     <w:rsid w:val="00C44E90"/>
     <w:rPr>
-      <w:rFonts w:eastAsiaTheme="majorEastAsia" w:cstheme="majorBidi"/>
+      <w:rFonts w:ascii="Arial" w:hAnsi="Arial" w:cs="Arial" w:eastAsia="Arial"/>
       <w:i/>
       <w:iCs/>
       <w:color w:val="272727" w:themeColor="text1" w:themeTint="D8"/>
@@ -1977,7 +1977,7 @@
     <w:semiHidden/>
     <w:rsid w:val="00C44E90"/>
     <w:rPr>
-      <w:rFonts w:eastAsiaTheme="majorEastAsia" w:cstheme="majorBidi"/>
+      <w:rFonts w:ascii="Arial" w:hAnsi="Arial" w:cs="Arial" w:eastAsia="Arial"/>
       <w:color w:val="272727" w:themeColor="text1" w:themeTint="D8"/>
     </w:rPr>
   </w:style>
@@ -1994,12 +1994,12 @@
       <w:contextualSpacing/>
     </w:pPr>
     <w:rPr>
-      <w:rFonts w:asciiTheme="majorHAnsi" w:eastAsiaTheme="majorEastAsia" w:hAnsiTheme="majorHAnsi" w:cstheme="majorBidi"/>
+      <w:rFonts w:ascii="Arial" w:hAnsi="Arial" w:cs="Arial" w:eastAsia="Arial"/>
       <w:color w:val="auto"/>
       <w:spacing w:val="-10"/>
       <w:kern w:val="28"/>
-      <w:sz w:val="56"/>
-      <w:szCs w:val="56"/>
+      <w:sz w:val="21"/>
+      <w:szCs w:val="21"/>
       <w:lang w:eastAsia="en-US"/>
     </w:rPr>
   </w:style>
@@ -2010,11 +2010,11 @@
     <w:uiPriority w:val="10"/>
     <w:rsid w:val="00C44E90"/>
     <w:rPr>
-      <w:rFonts w:asciiTheme="majorHAnsi" w:eastAsiaTheme="majorEastAsia" w:hAnsiTheme="majorHAnsi" w:cstheme="majorBidi"/>
+      <w:rFonts w:ascii="Arial" w:hAnsi="Arial" w:cs="Arial" w:eastAsia="Arial"/>
       <w:spacing w:val="-10"/>
       <w:kern w:val="28"/>
-      <w:sz w:val="56"/>
-      <w:szCs w:val="56"/>
+      <w:sz w:val="21"/>
+      <w:szCs w:val="21"/>
     </w:rPr>
   </w:style>
   <w:style w:type="paragraph" w:styleId="Subtitle">
@@ -2032,11 +2032,11 @@
       <w:spacing w:line="278" w:lineRule="auto"/>
     </w:pPr>
     <w:rPr>
-      <w:rFonts w:asciiTheme="minorHAnsi" w:eastAsiaTheme="majorEastAsia" w:hAnsiTheme="minorHAnsi" w:cstheme="majorBidi"/>
+      <w:rFonts w:ascii="Arial" w:hAnsi="Arial" w:cs="Arial" w:eastAsia="Arial"/>
       <w:color w:val="595959" w:themeColor="text1" w:themeTint="A6"/>
       <w:spacing w:val="15"/>
-      <w:sz w:val="28"/>
-      <w:szCs w:val="28"/>
+      <w:sz w:val="21"/>
+      <w:szCs w:val="21"/>
       <w:lang w:eastAsia="en-US"/>
     </w:rPr>
   </w:style>
@@ -2047,11 +2047,11 @@
     <w:uiPriority w:val="11"/>
     <w:rsid w:val="00C44E90"/>
     <w:rPr>
-      <w:rFonts w:eastAsiaTheme="majorEastAsia" w:cstheme="majorBidi"/>
+      <w:rFonts w:ascii="Arial" w:hAnsi="Arial" w:cs="Arial" w:eastAsia="Arial"/>
       <w:color w:val="595959" w:themeColor="text1" w:themeTint="A6"/>
       <w:spacing w:val="15"/>
-      <w:sz w:val="28"/>
-      <w:szCs w:val="28"/>
+      <w:sz w:val="21"/>
+      <w:szCs w:val="21"/>
     </w:rPr>
   </w:style>
   <w:style w:type="paragraph" w:styleId="Quote">
@@ -2067,11 +2067,11 @@
       <w:jc w:val="center"/>
     </w:pPr>
     <w:rPr>
-      <w:rFonts w:asciiTheme="minorHAnsi" w:eastAsiaTheme="minorHAnsi" w:hAnsiTheme="minorHAnsi" w:cstheme="minorBidi"/>
+      <w:rFonts w:ascii="Arial" w:hAnsi="Arial" w:cs="Arial" w:eastAsia="Arial"/>
       <w:i/>
       <w:iCs/>
       <w:color w:val="404040" w:themeColor="text1" w:themeTint="BF"/>
-      <w:sz w:val="24"/>
+      <w:sz w:val="21"/>
       <w:lang w:eastAsia="en-US"/>
     </w:rPr>
   </w:style>
@@ -2099,9 +2099,9 @@
       <w:contextualSpacing/>
     </w:pPr>
     <w:rPr>
-      <w:rFonts w:asciiTheme="minorHAnsi" w:eastAsiaTheme="minorHAnsi" w:hAnsiTheme="minorHAnsi" w:cstheme="minorBidi"/>
+      <w:rFonts w:ascii="Arial" w:hAnsi="Arial" w:cs="Arial" w:eastAsia="Arial"/>
       <w:color w:val="auto"/>
-      <w:sz w:val="24"/>
+      <w:sz w:val="21"/>
       <w:lang w:eastAsia="en-US"/>
     </w:rPr>
   </w:style>
@@ -2135,11 +2135,11 @@
       <w:jc w:val="center"/>
     </w:pPr>
     <w:rPr>
-      <w:rFonts w:asciiTheme="minorHAnsi" w:eastAsiaTheme="minorHAnsi" w:hAnsiTheme="minorHAnsi" w:cstheme="minorBidi"/>
+      <w:rFonts w:ascii="Arial" w:hAnsi="Arial" w:cs="Arial" w:eastAsia="Arial"/>
       <w:i/>
       <w:iCs/>
       <w:color w:val="0F4761" w:themeColor="accent1" w:themeShade="BF"/>
-      <w:sz w:val="24"/>
+      <w:sz w:val="21"/>
       <w:lang w:eastAsia="en-US"/>
     </w:rPr>
   </w:style>
@@ -2176,7 +2176,7 @@
       <w:spacing w:after="0" w:line="240" w:lineRule="auto"/>
     </w:pPr>
     <w:rPr>
-      <w:rFonts w:eastAsiaTheme="minorEastAsia"/>
+      <w:rFonts w:ascii="Arial" w:hAnsi="Arial" w:cs="Arial" w:eastAsia="Arial"/>
       <w:lang w:eastAsia="en-IN"/>
     </w:rPr>
     <w:tblPr>
